--- a/src/assets/Dhruv_Rajput_Resume.docx
+++ b/src/assets/Dhruv_Rajput_Resume.docx
@@ -144,6 +144,9 @@
         <w:pStyle w:val="6"/>
         <w:spacing w:before="24"/>
         <w:jc w:val="center"/>
+        <w:rPr>
+          <w:spacing w:val="-9"/>
+        </w:rPr>
       </w:pPr>
       <w:r>
         <w:rPr>
@@ -176,15 +179,19 @@
         </w:rPr>
         <w:t xml:space="preserve"> </w:t>
       </w:r>
-      <w:r>
-        <w:t>|</w:t>
-      </w:r>
-      <w:r>
-        <w:rPr>
-          <w:spacing w:val="-7"/>
-        </w:rPr>
-        <w:t xml:space="preserve"> </w:t>
-      </w:r>
+    </w:p>
+    <w:p>
+      <w:pPr>
+        <w:pStyle w:val="6"/>
+        <w:spacing w:before="24"/>
+        <w:jc w:val="center"/>
+        <w:rPr>
+          <w:rFonts w:hint="default"/>
+          <w:spacing w:val="-2"/>
+          <w:lang w:val="en-US"/>
+        </w:rPr>
+      </w:pPr>
+      <w:bookmarkStart w:id="7" w:name="_GoBack"/>
       <w:r>
         <w:rPr>
           <w:color w:val="006FC0"/>
@@ -212,6 +219,50 @@
           <w:spacing w:val="-2"/>
         </w:rPr>
         <w:t>github.com/DhruvRajput29</w:t>
+      </w:r>
+      <w:r>
+        <w:rPr>
+          <w:rFonts w:hint="default"/>
+          <w:spacing w:val="-2"/>
+          <w:lang w:val="en-US"/>
+        </w:rPr>
+        <w:t xml:space="preserve"> </w:t>
+      </w:r>
+    </w:p>
+    <w:bookmarkEnd w:id="7"/>
+    <w:p>
+      <w:pPr>
+        <w:pStyle w:val="6"/>
+        <w:spacing w:before="24"/>
+        <w:jc w:val="center"/>
+        <w:rPr>
+          <w:rFonts w:hint="default"/>
+          <w:lang w:val="en-US"/>
+        </w:rPr>
+      </w:pPr>
+      <w:r>
+        <w:rPr>
+          <w:color w:val="006FC0"/>
+        </w:rPr>
+        <w:t>GitHub</w:t>
+      </w:r>
+      <w:r>
+        <w:rPr>
+          <w:rFonts w:hint="default"/>
+          <w:color w:val="006FC0"/>
+          <w:lang w:val="en-US"/>
+        </w:rPr>
+        <w:t xml:space="preserve"> </w:t>
+      </w:r>
+      <w:r>
+        <w:t>:</w:t>
+      </w:r>
+      <w:r>
+        <w:rPr>
+          <w:rFonts w:hint="default"/>
+          <w:lang w:val="en-US"/>
+        </w:rPr>
+        <w:t xml:space="preserve"> portfolio.dhruv-rajput.workers.dev</w:t>
       </w:r>
     </w:p>
     <w:p>
@@ -786,8 +837,6 @@
         </w:rPr>
         <w:t xml:space="preserve"> , React.js  , PHP</w:t>
       </w:r>
-      <w:bookmarkStart w:id="7" w:name="_GoBack"/>
-      <w:bookmarkEnd w:id="7"/>
     </w:p>
     <w:p>
       <w:pPr>

--- a/src/assets/Dhruv_Rajput_Resume.docx
+++ b/src/assets/Dhruv_Rajput_Resume.docx
@@ -171,13 +171,44 @@
         <w:t xml:space="preserve"> </w:t>
       </w:r>
       <w:r>
-        <w:t>linkedin.com/in/dhruv-rajput-29feb2006</w:t>
-      </w:r>
-      <w:r>
-        <w:rPr>
-          <w:spacing w:val="-9"/>
-        </w:rPr>
-        <w:t xml:space="preserve"> </w:t>
+        <w:rPr>
+          <w:rFonts w:hint="default"/>
+        </w:rPr>
+        <w:fldChar w:fldCharType="begin"/>
+      </w:r>
+      <w:r>
+        <w:rPr>
+          <w:rFonts w:hint="default"/>
+        </w:rPr>
+        <w:instrText xml:space="preserve"> HYPERLINK "https://www.linkedin.com/in/dhruv-rajput-29feb2006/" </w:instrText>
+      </w:r>
+      <w:r>
+        <w:rPr>
+          <w:rFonts w:hint="default"/>
+        </w:rPr>
+        <w:fldChar w:fldCharType="separate"/>
+      </w:r>
+      <w:r>
+        <w:rPr>
+          <w:rStyle w:val="7"/>
+          <w:rFonts w:hint="default"/>
+        </w:rPr>
+        <w:t>https://www.linkedin.com/in/dhruv</w:t>
+      </w:r>
+      <w:bookmarkStart w:id="7" w:name="_GoBack"/>
+      <w:bookmarkEnd w:id="7"/>
+      <w:r>
+        <w:rPr>
+          <w:rStyle w:val="7"/>
+          <w:rFonts w:hint="default"/>
+        </w:rPr>
+        <w:t>-rajput-29feb2006/</w:t>
+      </w:r>
+      <w:r>
+        <w:rPr>
+          <w:rFonts w:hint="default"/>
+        </w:rPr>
+        <w:fldChar w:fldCharType="end"/>
       </w:r>
     </w:p>
     <w:p>
@@ -191,7 +222,6 @@
           <w:lang w:val="en-US"/>
         </w:rPr>
       </w:pPr>
-      <w:bookmarkStart w:id="7" w:name="_GoBack"/>
       <w:r>
         <w:rPr>
           <w:color w:val="006FC0"/>
@@ -216,20 +246,41 @@
       </w:r>
       <w:r>
         <w:rPr>
-          <w:spacing w:val="-2"/>
-        </w:rPr>
-        <w:t>github.com/DhruvRajput29</w:t>
-      </w:r>
-      <w:r>
-        <w:rPr>
           <w:rFonts w:hint="default"/>
           <w:spacing w:val="-2"/>
-          <w:lang w:val="en-US"/>
-        </w:rPr>
-        <w:t xml:space="preserve"> </w:t>
-      </w:r>
-    </w:p>
-    <w:bookmarkEnd w:id="7"/>
+        </w:rPr>
+        <w:fldChar w:fldCharType="begin"/>
+      </w:r>
+      <w:r>
+        <w:rPr>
+          <w:rFonts w:hint="default"/>
+          <w:spacing w:val="-2"/>
+        </w:rPr>
+        <w:instrText xml:space="preserve"> HYPERLINK "https://github.com/DhruvRajput29" </w:instrText>
+      </w:r>
+      <w:r>
+        <w:rPr>
+          <w:rFonts w:hint="default"/>
+          <w:spacing w:val="-2"/>
+        </w:rPr>
+        <w:fldChar w:fldCharType="separate"/>
+      </w:r>
+      <w:r>
+        <w:rPr>
+          <w:rStyle w:val="7"/>
+          <w:rFonts w:hint="default"/>
+          <w:spacing w:val="-2"/>
+        </w:rPr>
+        <w:t>https://github.com/DhruvRajput29</w:t>
+      </w:r>
+      <w:r>
+        <w:rPr>
+          <w:rFonts w:hint="default"/>
+          <w:spacing w:val="-2"/>
+        </w:rPr>
+        <w:fldChar w:fldCharType="end"/>
+      </w:r>
+    </w:p>
     <w:p>
       <w:pPr>
         <w:pStyle w:val="6"/>
@@ -262,7 +313,43 @@
           <w:rFonts w:hint="default"/>
           <w:lang w:val="en-US"/>
         </w:rPr>
-        <w:t xml:space="preserve"> portfolio.dhruv-rajput.workers.dev</w:t>
+        <w:t xml:space="preserve"> </w:t>
+      </w:r>
+      <w:r>
+        <w:rPr>
+          <w:rFonts w:hint="default"/>
+          <w:lang w:val="en-US"/>
+        </w:rPr>
+        <w:fldChar w:fldCharType="begin"/>
+      </w:r>
+      <w:r>
+        <w:rPr>
+          <w:rFonts w:hint="default"/>
+          <w:lang w:val="en-US"/>
+        </w:rPr>
+        <w:instrText xml:space="preserve"> HYPERLINK "https://portfolio.dhruv-rajput.workers.dev/" </w:instrText>
+      </w:r>
+      <w:r>
+        <w:rPr>
+          <w:rFonts w:hint="default"/>
+          <w:lang w:val="en-US"/>
+        </w:rPr>
+        <w:fldChar w:fldCharType="separate"/>
+      </w:r>
+      <w:r>
+        <w:rPr>
+          <w:rStyle w:val="7"/>
+          <w:rFonts w:hint="default"/>
+          <w:lang w:val="en-US"/>
+        </w:rPr>
+        <w:t>https://portfolio.dhruv-rajput.workers.dev/</w:t>
+      </w:r>
+      <w:r>
+        <w:rPr>
+          <w:rFonts w:hint="default"/>
+          <w:lang w:val="en-US"/>
+        </w:rPr>
+        <w:fldChar w:fldCharType="end"/>
       </w:r>
     </w:p>
     <w:p>
@@ -416,7 +503,7 @@
     </w:p>
     <w:p>
       <w:pPr>
-        <w:pStyle w:val="8"/>
+        <w:pStyle w:val="10"/>
         <w:numPr>
           <w:ilvl w:val="0"/>
           <w:numId w:val="1"/>
@@ -454,7 +541,7 @@
     </w:p>
     <w:p>
       <w:pPr>
-        <w:pStyle w:val="8"/>
+        <w:pStyle w:val="10"/>
         <w:numPr>
           <w:ilvl w:val="0"/>
           <w:numId w:val="1"/>
@@ -479,7 +566,7 @@
     </w:p>
     <w:p>
       <w:pPr>
-        <w:pStyle w:val="8"/>
+        <w:pStyle w:val="10"/>
         <w:numPr>
           <w:ilvl w:val="0"/>
           <w:numId w:val="1"/>
@@ -517,7 +604,7 @@
     </w:p>
     <w:p>
       <w:pPr>
-        <w:pStyle w:val="8"/>
+        <w:pStyle w:val="10"/>
         <w:numPr>
           <w:ilvl w:val="0"/>
           <w:numId w:val="1"/>
@@ -555,7 +642,7 @@
     </w:p>
     <w:p>
       <w:pPr>
-        <w:pStyle w:val="8"/>
+        <w:pStyle w:val="10"/>
         <w:numPr>
           <w:ilvl w:val="0"/>
           <w:numId w:val="1"/>
@@ -580,7 +667,7 @@
     </w:p>
     <w:p>
       <w:pPr>
-        <w:pStyle w:val="8"/>
+        <w:pStyle w:val="10"/>
         <w:numPr>
           <w:ilvl w:val="0"/>
           <w:numId w:val="1"/>
@@ -1064,7 +1151,7 @@
           </w:tcPr>
           <w:p>
             <w:pPr>
-              <w:pStyle w:val="9"/>
+              <w:pStyle w:val="11"/>
               <w:spacing w:before="93"/>
               <w:ind w:left="554"/>
               <w:rPr>
@@ -1093,7 +1180,7 @@
           </w:tcPr>
           <w:p>
             <w:pPr>
-              <w:pStyle w:val="9"/>
+              <w:pStyle w:val="11"/>
               <w:spacing w:before="93"/>
               <w:ind w:left="713"/>
               <w:rPr>
@@ -1122,7 +1209,7 @@
           </w:tcPr>
           <w:p>
             <w:pPr>
-              <w:pStyle w:val="9"/>
+              <w:pStyle w:val="11"/>
               <w:spacing w:before="93"/>
               <w:ind w:left="12"/>
               <w:jc w:val="center"/>
@@ -1152,7 +1239,7 @@
           </w:tcPr>
           <w:p>
             <w:pPr>
-              <w:pStyle w:val="9"/>
+              <w:pStyle w:val="11"/>
               <w:spacing w:before="93"/>
               <w:ind w:left="273"/>
               <w:rPr>
@@ -1180,7 +1267,7 @@
           </w:tcPr>
           <w:p>
             <w:pPr>
-              <w:pStyle w:val="9"/>
+              <w:pStyle w:val="11"/>
               <w:spacing w:before="93"/>
               <w:jc w:val="center"/>
               <w:rPr>
@@ -1230,7 +1317,7 @@
           </w:tcPr>
           <w:p>
             <w:pPr>
-              <w:pStyle w:val="9"/>
+              <w:pStyle w:val="11"/>
               <w:spacing w:before="257"/>
               <w:rPr>
                 <w:sz w:val="22"/>
@@ -1270,7 +1357,7 @@
           </w:tcPr>
           <w:p>
             <w:pPr>
-              <w:pStyle w:val="9"/>
+              <w:pStyle w:val="11"/>
               <w:spacing w:before="127"/>
               <w:ind w:left="29"/>
               <w:rPr>
@@ -1330,7 +1417,7 @@
           </w:tcPr>
           <w:p>
             <w:pPr>
-              <w:pStyle w:val="9"/>
+              <w:pStyle w:val="11"/>
               <w:spacing w:before="257"/>
               <w:ind w:left="12" w:right="3"/>
               <w:jc w:val="center"/>
@@ -1359,7 +1446,7 @@
           </w:tcPr>
           <w:p>
             <w:pPr>
-              <w:pStyle w:val="9"/>
+              <w:pStyle w:val="11"/>
               <w:spacing w:before="257"/>
               <w:ind w:left="28"/>
               <w:rPr>
@@ -1386,7 +1473,7 @@
           </w:tcPr>
           <w:p>
             <w:pPr>
-              <w:pStyle w:val="9"/>
+              <w:pStyle w:val="11"/>
               <w:spacing w:before="257"/>
               <w:ind w:left="0" w:right="17"/>
               <w:jc w:val="center"/>
@@ -1434,7 +1521,7 @@
           </w:tcPr>
           <w:p>
             <w:pPr>
-              <w:pStyle w:val="9"/>
+              <w:pStyle w:val="11"/>
               <w:spacing w:before="256"/>
               <w:rPr>
                 <w:sz w:val="22"/>
@@ -1473,7 +1560,7 @@
           </w:tcPr>
           <w:p>
             <w:pPr>
-              <w:pStyle w:val="9"/>
+              <w:pStyle w:val="11"/>
               <w:spacing w:before="129"/>
               <w:ind w:left="29"/>
               <w:rPr>
@@ -1532,7 +1619,7 @@
           </w:tcPr>
           <w:p>
             <w:pPr>
-              <w:pStyle w:val="9"/>
+              <w:pStyle w:val="11"/>
               <w:spacing w:before="256"/>
               <w:ind w:left="12"/>
               <w:jc w:val="center"/>
@@ -1560,7 +1647,7 @@
           </w:tcPr>
           <w:p>
             <w:pPr>
-              <w:pStyle w:val="9"/>
+              <w:pStyle w:val="11"/>
               <w:spacing w:before="256"/>
               <w:ind w:left="28"/>
               <w:rPr>
@@ -1586,7 +1673,7 @@
           </w:tcPr>
           <w:p>
             <w:pPr>
-              <w:pStyle w:val="9"/>
+              <w:pStyle w:val="11"/>
               <w:spacing w:before="256"/>
               <w:ind w:left="52"/>
               <w:jc w:val="center"/>
@@ -1607,7 +1694,7 @@
     </w:tbl>
     <w:p>
       <w:pPr>
-        <w:pStyle w:val="9"/>
+        <w:pStyle w:val="11"/>
         <w:spacing w:after="0"/>
         <w:jc w:val="center"/>
         <w:rPr>
@@ -1680,7 +1767,7 @@
           </w:tcPr>
           <w:p>
             <w:pPr>
-              <w:pStyle w:val="9"/>
+              <w:pStyle w:val="11"/>
               <w:spacing w:before="96"/>
               <w:ind w:left="554"/>
               <w:rPr>
@@ -1709,7 +1796,7 @@
           </w:tcPr>
           <w:p>
             <w:pPr>
-              <w:pStyle w:val="9"/>
+              <w:pStyle w:val="11"/>
               <w:spacing w:before="96"/>
               <w:ind w:left="713"/>
               <w:rPr>
@@ -1738,7 +1825,7 @@
           </w:tcPr>
           <w:p>
             <w:pPr>
-              <w:pStyle w:val="9"/>
+              <w:pStyle w:val="11"/>
               <w:spacing w:before="96"/>
               <w:ind w:left="422"/>
               <w:rPr>
@@ -1767,7 +1854,7 @@
           </w:tcPr>
           <w:p>
             <w:pPr>
-              <w:pStyle w:val="9"/>
+              <w:pStyle w:val="11"/>
               <w:spacing w:before="96"/>
               <w:ind w:left="273"/>
               <w:rPr>
@@ -1795,7 +1882,7 @@
           </w:tcPr>
           <w:p>
             <w:pPr>
-              <w:pStyle w:val="9"/>
+              <w:pStyle w:val="11"/>
               <w:spacing w:before="96"/>
               <w:jc w:val="center"/>
               <w:rPr>
@@ -1844,7 +1931,7 @@
           </w:tcPr>
           <w:p>
             <w:pPr>
-              <w:pStyle w:val="9"/>
+              <w:pStyle w:val="11"/>
               <w:spacing w:before="34"/>
               <w:ind w:left="0"/>
               <w:rPr>
@@ -1856,7 +1943,7 @@
           </w:p>
           <w:p>
             <w:pPr>
-              <w:pStyle w:val="9"/>
+              <w:pStyle w:val="11"/>
               <w:rPr>
                 <w:sz w:val="22"/>
               </w:rPr>
@@ -1906,7 +1993,7 @@
           </w:tcPr>
           <w:p>
             <w:pPr>
-              <w:pStyle w:val="9"/>
+              <w:pStyle w:val="11"/>
               <w:spacing w:before="173"/>
               <w:ind w:left="29" w:right="66"/>
               <w:rPr>
@@ -1958,7 +2045,7 @@
           </w:tcPr>
           <w:p>
             <w:pPr>
-              <w:pStyle w:val="9"/>
+              <w:pStyle w:val="11"/>
               <w:spacing w:before="34"/>
               <w:ind w:left="0"/>
               <w:rPr>
@@ -1970,7 +2057,7 @@
           </w:p>
           <w:p>
             <w:pPr>
-              <w:pStyle w:val="9"/>
+              <w:pStyle w:val="11"/>
               <w:ind w:left="196" w:firstLine="117"/>
               <w:rPr>
                 <w:sz w:val="22"/>
@@ -1996,7 +2083,7 @@
           </w:tcPr>
           <w:p>
             <w:pPr>
-              <w:pStyle w:val="9"/>
+              <w:pStyle w:val="11"/>
               <w:spacing w:before="34"/>
               <w:ind w:left="0"/>
               <w:rPr>
@@ -2008,7 +2095,7 @@
           </w:p>
           <w:p>
             <w:pPr>
-              <w:pStyle w:val="9"/>
+              <w:pStyle w:val="11"/>
               <w:spacing w:line="257" w:lineRule="exact"/>
               <w:ind w:left="28"/>
               <w:rPr>
@@ -2038,7 +2125,7 @@
           </w:p>
           <w:p>
             <w:pPr>
-              <w:pStyle w:val="9"/>
+              <w:pStyle w:val="11"/>
               <w:spacing w:line="257" w:lineRule="exact"/>
               <w:ind w:left="28"/>
               <w:rPr>
@@ -2064,7 +2151,7 @@
           </w:tcPr>
           <w:p>
             <w:pPr>
-              <w:pStyle w:val="9"/>
+              <w:pStyle w:val="11"/>
               <w:spacing w:before="161"/>
               <w:ind w:left="0"/>
               <w:rPr>
@@ -2076,7 +2163,7 @@
           </w:p>
           <w:p>
             <w:pPr>
-              <w:pStyle w:val="9"/>
+              <w:pStyle w:val="11"/>
               <w:ind w:right="67"/>
               <w:jc w:val="center"/>
               <w:rPr>
@@ -2437,7 +2524,7 @@
     </w:p>
     <w:p>
       <w:pPr>
-        <w:pStyle w:val="8"/>
+        <w:pStyle w:val="10"/>
         <w:numPr>
           <w:ilvl w:val="0"/>
           <w:numId w:val="2"/>
@@ -2677,7 +2764,7 @@
     </w:p>
     <w:p>
       <w:pPr>
-        <w:pStyle w:val="8"/>
+        <w:pStyle w:val="10"/>
         <w:numPr>
           <w:ilvl w:val="0"/>
           <w:numId w:val="2"/>
@@ -2875,7 +2962,7 @@
     </w:p>
     <w:p>
       <w:pPr>
-        <w:pStyle w:val="8"/>
+        <w:pStyle w:val="10"/>
         <w:numPr>
           <w:ilvl w:val="0"/>
           <w:numId w:val="2"/>
@@ -3903,7 +3990,25 @@
       <w:lang w:val="en-US" w:eastAsia="en-US" w:bidi="ar-SA"/>
     </w:rPr>
   </w:style>
-  <w:style w:type="table" w:customStyle="1" w:styleId="7">
+  <w:style w:type="character" w:styleId="7">
+    <w:name w:val="FollowedHyperlink"/>
+    <w:basedOn w:val="4"/>
+    <w:uiPriority w:val="0"/>
+    <w:rPr>
+      <w:color w:val="800080"/>
+      <w:u w:val="single"/>
+    </w:rPr>
+  </w:style>
+  <w:style w:type="character" w:styleId="8">
+    <w:name w:val="Hyperlink"/>
+    <w:basedOn w:val="4"/>
+    <w:uiPriority w:val="0"/>
+    <w:rPr>
+      <w:color w:val="0000FF"/>
+      <w:u w:val="single"/>
+    </w:rPr>
+  </w:style>
+  <w:style w:type="table" w:customStyle="1" w:styleId="9">
     <w:name w:val="Table Normal1"/>
     <w:semiHidden/>
     <w:unhideWhenUsed/>
@@ -3918,7 +4023,7 @@
       </w:tblCellMar>
     </w:tblPr>
   </w:style>
-  <w:style w:type="paragraph" w:styleId="8">
+  <w:style w:type="paragraph" w:styleId="10">
     <w:name w:val="List Paragraph"/>
     <w:basedOn w:val="1"/>
     <w:qFormat/>
@@ -3932,7 +4037,7 @@
       <w:lang w:val="en-US" w:eastAsia="en-US" w:bidi="ar-SA"/>
     </w:rPr>
   </w:style>
-  <w:style w:type="paragraph" w:customStyle="1" w:styleId="9">
+  <w:style w:type="paragraph" w:customStyle="1" w:styleId="11">
     <w:name w:val="Table Paragraph"/>
     <w:basedOn w:val="1"/>
     <w:qFormat/>

--- a/src/assets/Dhruv_Rajput_Resume.docx
+++ b/src/assets/Dhruv_Rajput_Resume.docx
@@ -193,16 +193,7 @@
           <w:rStyle w:val="7"/>
           <w:rFonts w:hint="default"/>
         </w:rPr>
-        <w:t>https://www.linkedin.com/in/dhruv</w:t>
-      </w:r>
-      <w:bookmarkStart w:id="7" w:name="_GoBack"/>
-      <w:bookmarkEnd w:id="7"/>
-      <w:r>
-        <w:rPr>
-          <w:rStyle w:val="7"/>
-          <w:rFonts w:hint="default"/>
-        </w:rPr>
-        <w:t>-rajput-29feb2006/</w:t>
+        <w:t>https://www.linkedin.com/in/dhruv-rajput-29feb2006/</w:t>
       </w:r>
       <w:r>
         <w:rPr>
@@ -293,17 +284,21 @@
       </w:pPr>
       <w:r>
         <w:rPr>
-          <w:color w:val="006FC0"/>
-        </w:rPr>
-        <w:t>GitHub</w:t>
-      </w:r>
-      <w:r>
-        <w:rPr>
           <w:rFonts w:hint="default"/>
           <w:color w:val="006FC0"/>
           <w:lang w:val="en-US"/>
         </w:rPr>
-        <w:t xml:space="preserve"> </w:t>
+        <w:t>Portfo</w:t>
+      </w:r>
+      <w:bookmarkStart w:id="7" w:name="_GoBack"/>
+      <w:bookmarkEnd w:id="7"/>
+      <w:r>
+        <w:rPr>
+          <w:rFonts w:hint="default"/>
+          <w:color w:val="006FC0"/>
+          <w:lang w:val="en-US"/>
+        </w:rPr>
+        <w:t xml:space="preserve">lio </w:t>
       </w:r>
       <w:r>
         <w:t>:</w:t>
@@ -3736,7 +3731,7 @@
     <w:lsdException w:unhideWhenUsed="0" w:uiPriority="0" w:semiHidden="0" w:name="Body Text Indent 3"/>
     <w:lsdException w:unhideWhenUsed="0" w:uiPriority="0" w:semiHidden="0" w:name="Block Text"/>
     <w:lsdException w:unhideWhenUsed="0" w:uiPriority="0" w:semiHidden="0" w:name="Hyperlink"/>
-    <w:lsdException w:unhideWhenUsed="0" w:uiPriority="0" w:semiHidden="0" w:name="FollowedHyperlink"/>
+    <w:lsdException w:qFormat="1" w:unhideWhenUsed="0" w:uiPriority="0" w:semiHidden="0" w:name="FollowedHyperlink"/>
     <w:lsdException w:qFormat="1" w:unhideWhenUsed="0" w:uiPriority="0" w:semiHidden="0" w:name="Strong"/>
     <w:lsdException w:qFormat="1" w:unhideWhenUsed="0" w:uiPriority="0" w:semiHidden="0" w:name="Emphasis"/>
     <w:lsdException w:unhideWhenUsed="0" w:uiPriority="0" w:semiHidden="0" w:name="Document Map"/>
@@ -3993,6 +3988,7 @@
   <w:style w:type="character" w:styleId="7">
     <w:name w:val="FollowedHyperlink"/>
     <w:basedOn w:val="4"/>
+    <w:qFormat/>
     <w:uiPriority w:val="0"/>
     <w:rPr>
       <w:color w:val="800080"/>
